--- a/labs/lab10/report/report.docx
+++ b/labs/lab10/report/report.docx
@@ -111,11 +111,11 @@
         <w:pStyle w:val="FirstParagraph"/>
       </w:pPr>
       <w:r>
-        <w:t xml:space="preserve">Познакомиться с операционной системой Linux. Получить практические навыки работы с редактором vi, установленным по умолчанию практически во всех дистрибутивах.</w:t>
+        <w:t xml:space="preserve">Получить навыки работы с утилитами управления модулями ядра операционной системы.</w:t>
       </w:r>
     </w:p>
     <w:bookmarkEnd w:id="20"/>
-    <w:bookmarkStart w:id="27" w:name="X1e49b80cb2fb202f66a8df787e12ef60fcb1217"/>
+    <w:bookmarkStart w:id="21" w:name="задание"/>
     <w:p>
       <w:pPr>
         <w:pStyle w:val="Heading1"/>
@@ -130,7 +130,7 @@
         <w:tab/>
       </w:r>
       <w:r>
-        <w:t xml:space="preserve">Выполнение лабораторной работы. Задание 1</w:t>
+        <w:t xml:space="preserve">Задание</w:t>
       </w:r>
     </w:p>
     <w:p>
@@ -141,7 +141,7 @@
         </w:numPr>
       </w:pPr>
       <w:r>
-        <w:t xml:space="preserve">Создайте каталог с именем ~/work/os/lab06.</w:t>
+        <w:t xml:space="preserve">Продемонстрируйте навыки работы по управлению модулями ядра.</w:t>
       </w:r>
     </w:p>
     <w:p>
@@ -152,18 +152,58 @@
         </w:numPr>
       </w:pPr>
       <w:r>
-        <w:t xml:space="preserve">Перейдите во вновь созданный каталог.</w:t>
-      </w:r>
-    </w:p>
-    <w:p>
-      <w:pPr>
+        <w:t xml:space="preserve">Продемонстрируйте навыки работы по загрузке модулей ядра с параметрами.</w:t>
+      </w:r>
+    </w:p>
+    <w:bookmarkEnd w:id="21"/>
+    <w:bookmarkStart w:id="37" w:name="X1e49b80cb2fb202f66a8df787e12ef60fcb1217"/>
+    <w:p>
+      <w:pPr>
+        <w:pStyle w:val="Heading1"/>
+      </w:pPr>
+      <w:r>
+        <w:rPr>
+          <w:rStyle w:val="SectionNumber"/>
+        </w:rPr>
+        <w:t xml:space="preserve">3</w:t>
+      </w:r>
+      <w:r>
+        <w:tab/>
+      </w:r>
+      <w:r>
+        <w:t xml:space="preserve">Выполнение лабораторной работы. Задание 1</w:t>
+      </w:r>
+    </w:p>
+    <w:p>
+      <w:pPr>
+        <w:pStyle w:val="Compact"/>
         <w:numPr>
           <w:ilvl w:val="0"/>
-          <w:numId w:val="1001"/>
+          <w:numId w:val="1002"/>
         </w:numPr>
       </w:pPr>
       <w:r>
-        <w:t xml:space="preserve">Вызовите vi и создайте файл hello.sh(рис. 1)</w:t>
+        <w:t xml:space="preserve">Управление модулями ядра из командной строки.</w:t>
+      </w:r>
+    </w:p>
+    <w:p>
+      <w:pPr>
+        <w:pStyle w:val="FirstParagraph"/>
+      </w:pPr>
+      <w:r>
+        <w:t xml:space="preserve">Запустите терминал и получите полномочия администратора. Посмотрите, какие устройства имеются в вашей системе и какие модули ядра с ними</w:t>
+      </w:r>
+      <w:r>
+        <w:t xml:space="preserve"> </w:t>
+      </w:r>
+      <w:r>
+        <w:t xml:space="preserve">связаны. Посмотрите, какие модули ядра загружены. Посмотрите, загружен ли модуль ext4. Загрузите модуль ядра ext4.</w:t>
+      </w:r>
+      <w:r>
+        <w:t xml:space="preserve"> </w:t>
+      </w:r>
+      <w:r>
+        <w:t xml:space="preserve">Убедитесь, что модуль загружен, посмотрев список загруженных модулей (рис. 1)</w:t>
       </w:r>
     </w:p>
     <w:p>
@@ -173,20 +213,20 @@
       <w:r>
         <w:drawing>
           <wp:inline>
-            <wp:extent cx="3733800" cy="1392882"/>
+            <wp:extent cx="3733800" cy="2481011"/>
             <wp:effectExtent b="0" l="0" r="0" t="0"/>
-            <wp:docPr descr="Вызываем vi" title="" id="22" name="Picture"/>
+            <wp:docPr descr="Список загруженных модулей" title="" id="23" name="Picture"/>
             <a:graphic>
               <a:graphicData uri="http://schemas.openxmlformats.org/drawingml/2006/picture">
                 <pic:pic>
                   <pic:nvPicPr>
-                    <pic:cNvPr descr="image/1.png" id="23" name="Picture"/>
+                    <pic:cNvPr descr="image/1.png" id="24" name="Picture"/>
                     <pic:cNvPicPr>
                       <a:picLocks noChangeArrowheads="1" noChangeAspect="1"/>
                     </pic:cNvPicPr>
                   </pic:nvPicPr>
                   <pic:blipFill>
-                    <a:blip r:embed="rId21"/>
+                    <a:blip r:embed="rId22"/>
                     <a:stretch>
                       <a:fillRect/>
                     </a:stretch>
@@ -194,7 +234,7 @@
                   <pic:spPr bwMode="auto">
                     <a:xfrm>
                       <a:off x="0" y="0"/>
-                      <a:ext cx="3733800" cy="1392882"/>
+                      <a:ext cx="3733800" cy="2481011"/>
                     </a:xfrm>
                     <a:prstGeom prst="rect">
                       <a:avLst/>
@@ -218,80 +258,57 @@
         <w:pStyle w:val="ImageCaption"/>
       </w:pPr>
       <w:r>
-        <w:t xml:space="preserve">Рис. 1: Вызываем vi</w:t>
-      </w:r>
-    </w:p>
-    <w:p>
-      <w:pPr>
-        <w:numPr>
-          <w:ilvl w:val="0"/>
-          <w:numId w:val="1002"/>
-        </w:numPr>
-      </w:pPr>
-      <w:r>
-        <w:t xml:space="preserve">Нажмите клавишу i и вводите следующий текст.</w:t>
-      </w:r>
-    </w:p>
-    <w:p>
-      <w:pPr>
-        <w:numPr>
-          <w:ilvl w:val="0"/>
-          <w:numId w:val="1002"/>
-        </w:numPr>
-      </w:pPr>
-      <w:r>
-        <w:t xml:space="preserve">Нажмите клавишу Esc для перехода в командный режим после завершения ввода</w:t>
+        <w:t xml:space="preserve">Рис. 1: Список загруженных модулей</w:t>
+      </w:r>
+    </w:p>
+    <w:p>
+      <w:pPr>
+        <w:pStyle w:val="BodyText"/>
+      </w:pPr>
+      <w:r>
+        <w:t xml:space="preserve">Посмотрите информацию о модуле ядра ext4.</w:t>
       </w:r>
       <w:r>
         <w:t xml:space="preserve"> </w:t>
       </w:r>
       <w:r>
-        <w:t xml:space="preserve">текста.</w:t>
-      </w:r>
-    </w:p>
-    <w:p>
-      <w:pPr>
-        <w:numPr>
-          <w:ilvl w:val="0"/>
-          <w:numId w:val="1002"/>
-        </w:numPr>
-      </w:pPr>
-      <w:r>
-        <w:t xml:space="preserve">Нажмите : для перехода в режим последней строки и внизу вашего экрана появится</w:t>
+        <w:t xml:space="preserve">Обратите внимание, что у этого модуля нет параметров.</w:t>
       </w:r>
       <w:r>
         <w:t xml:space="preserve"> </w:t>
       </w:r>
       <w:r>
-        <w:t xml:space="preserve">приглашение в виде двоеточия.</w:t>
-      </w:r>
-    </w:p>
-    <w:p>
-      <w:pPr>
-        <w:numPr>
-          <w:ilvl w:val="0"/>
-          <w:numId w:val="1002"/>
-        </w:numPr>
-      </w:pPr>
-      <w:r>
-        <w:t xml:space="preserve">Нажмите w (записать) и q (выйти), а затем нажмите клавишу Enter для сохранения</w:t>
+        <w:t xml:space="preserve">Попробуйте выгрузить модуль ядра ext4.</w:t>
       </w:r>
       <w:r>
         <w:t xml:space="preserve"> </w:t>
       </w:r>
       <w:r>
-        <w:t xml:space="preserve">вашего текста и завершения работы.</w:t>
-      </w:r>
-    </w:p>
-    <w:p>
-      <w:pPr>
-        <w:numPr>
-          <w:ilvl w:val="0"/>
-          <w:numId w:val="1002"/>
-        </w:numPr>
-      </w:pPr>
-      <w:r>
-        <w:t xml:space="preserve">Сделайте файл исполняемым (рис. 2).</w:t>
+        <w:t xml:space="preserve">Возможно команду потребуется ввести несколько раз. В отчёте отразите, какую ин-</w:t>
+      </w:r>
+      <w:r>
+        <w:t xml:space="preserve"> </w:t>
+      </w:r>
+      <w:r>
+        <w:t xml:space="preserve">формацию выдаёт система.</w:t>
+      </w:r>
+      <w:r>
+        <w:t xml:space="preserve"> </w:t>
+      </w:r>
+      <w:r>
+        <w:t xml:space="preserve">Попробуйте выгрузить модуль ядра xfs.</w:t>
+      </w:r>
+      <w:r>
+        <w:t xml:space="preserve"> </w:t>
+      </w:r>
+      <w:r>
+        <w:t xml:space="preserve">Обратите внимание, что вы получаете сообщение об ошибке, поскольку модуль ядра</w:t>
+      </w:r>
+      <w:r>
+        <w:t xml:space="preserve"> </w:t>
+      </w:r>
+      <w:r>
+        <w:t xml:space="preserve">в данный момент используется. (рис. 2).</w:t>
       </w:r>
     </w:p>
     <w:p>
@@ -301,20 +318,20 @@
       <w:r>
         <w:drawing>
           <wp:inline>
-            <wp:extent cx="2396690" cy="2521818"/>
+            <wp:extent cx="3733800" cy="2212169"/>
             <wp:effectExtent b="0" l="0" r="0" t="0"/>
-            <wp:docPr descr="Проделываем все команды" title="" id="25" name="Picture"/>
+            <wp:docPr descr="Выполняем команды" title="" id="26" name="Picture"/>
             <a:graphic>
               <a:graphicData uri="http://schemas.openxmlformats.org/drawingml/2006/picture">
                 <pic:pic>
                   <pic:nvPicPr>
-                    <pic:cNvPr descr="image/2.png" id="26" name="Picture"/>
+                    <pic:cNvPr descr="image/2.png" id="27" name="Picture"/>
                     <pic:cNvPicPr>
                       <a:picLocks noChangeArrowheads="1" noChangeAspect="1"/>
                     </pic:cNvPicPr>
                   </pic:nvPicPr>
                   <pic:blipFill>
-                    <a:blip r:embed="rId24"/>
+                    <a:blip r:embed="rId25"/>
                     <a:stretch>
                       <a:fillRect/>
                     </a:stretch>
@@ -322,7 +339,7 @@
                   <pic:spPr bwMode="auto">
                     <a:xfrm>
                       <a:off x="0" y="0"/>
-                      <a:ext cx="2396690" cy="2521818"/>
+                      <a:ext cx="3733800" cy="2212169"/>
                     </a:xfrm>
                     <a:prstGeom prst="rect">
                       <a:avLst/>
@@ -346,166 +363,39 @@
         <w:pStyle w:val="ImageCaption"/>
       </w:pPr>
       <w:r>
-        <w:t xml:space="preserve">Рис. 2: Проделываем все команды</w:t>
-      </w:r>
-    </w:p>
-    <w:bookmarkEnd w:id="27"/>
-    <w:bookmarkStart w:id="31" w:name="задание-2"/>
-    <w:p>
-      <w:pPr>
-        <w:pStyle w:val="Heading1"/>
-      </w:pPr>
-      <w:r>
-        <w:rPr>
-          <w:rStyle w:val="SectionNumber"/>
-        </w:rPr>
-        <w:t xml:space="preserve">3</w:t>
-      </w:r>
-      <w:r>
-        <w:tab/>
-      </w:r>
-      <w:r>
-        <w:t xml:space="preserve">Задание 2</w:t>
-      </w:r>
-    </w:p>
-    <w:p>
-      <w:pPr>
+        <w:t xml:space="preserve">Рис. 2: Выполняем команды</w:t>
+      </w:r>
+    </w:p>
+    <w:p>
+      <w:pPr>
+        <w:pStyle w:val="Compact"/>
         <w:numPr>
           <w:ilvl w:val="0"/>
           <w:numId w:val="1003"/>
         </w:numPr>
       </w:pPr>
       <w:r>
-        <w:t xml:space="preserve">Вызовите vi на редактирование файла</w:t>
+        <w:t xml:space="preserve">Загрузка модулей ядра с параметрами.</w:t>
+      </w:r>
+    </w:p>
+    <w:p>
+      <w:pPr>
+        <w:pStyle w:val="FirstParagraph"/>
+      </w:pPr>
+      <w:r>
+        <w:t xml:space="preserve">Запустите терминал и получите полномочия администратора.</w:t>
       </w:r>
       <w:r>
         <w:t xml:space="preserve"> </w:t>
       </w:r>
       <w:r>
-        <w:t xml:space="preserve">1 vi ~/work/os/lab06/hello.sh</w:t>
-      </w:r>
-    </w:p>
-    <w:p>
-      <w:pPr>
-        <w:numPr>
-          <w:ilvl w:val="0"/>
-          <w:numId w:val="1003"/>
-        </w:numPr>
-      </w:pPr>
-      <w:r>
-        <w:t xml:space="preserve">Установите курсор в конец слова HELL второй строки.</w:t>
-      </w:r>
-    </w:p>
-    <w:p>
-      <w:pPr>
-        <w:numPr>
-          <w:ilvl w:val="0"/>
-          <w:numId w:val="1003"/>
-        </w:numPr>
-      </w:pPr>
-      <w:r>
-        <w:t xml:space="preserve">Перейдите в режим вставки и замените на HELLO. Нажмите Esc для возврата в команд-</w:t>
+        <w:t xml:space="preserve">Посмотрите, загружен ли модуль bluetooth. Загрузите модуль ядра bluetooth. Посмотрите список модулей ядра, отвечающих за работу с Bluetooth. Посмотрите информацию о модуле bluetooth.</w:t>
       </w:r>
       <w:r>
         <w:t xml:space="preserve"> </w:t>
       </w:r>
       <w:r>
-        <w:t xml:space="preserve">ный режим.</w:t>
-      </w:r>
-    </w:p>
-    <w:p>
-      <w:pPr>
-        <w:numPr>
-          <w:ilvl w:val="0"/>
-          <w:numId w:val="1003"/>
-        </w:numPr>
-      </w:pPr>
-      <w:r>
-        <w:t xml:space="preserve">Установите курсор на четвертую строку и сотрите слово LOCAL.</w:t>
-      </w:r>
-    </w:p>
-    <w:p>
-      <w:pPr>
-        <w:numPr>
-          <w:ilvl w:val="0"/>
-          <w:numId w:val="1003"/>
-        </w:numPr>
-      </w:pPr>
-      <w:r>
-        <w:t xml:space="preserve">Перейдите в режим вставки и наберите следующий текст: local, нажмите Esc для</w:t>
-      </w:r>
-      <w:r>
-        <w:t xml:space="preserve"> </w:t>
-      </w:r>
-      <w:r>
-        <w:t xml:space="preserve">возврата в командный режим.</w:t>
-      </w:r>
-    </w:p>
-    <w:p>
-      <w:pPr>
-        <w:numPr>
-          <w:ilvl w:val="0"/>
-          <w:numId w:val="1003"/>
-        </w:numPr>
-      </w:pPr>
-      <w:r>
-        <w:t xml:space="preserve">Установите курсор на последней строке файла. Вставьте после неё строку, содержащую</w:t>
-      </w:r>
-      <w:r>
-        <w:t xml:space="preserve"> </w:t>
-      </w:r>
-      <w:r>
-        <w:t xml:space="preserve">следующий текст: echo $HELLO.</w:t>
-      </w:r>
-    </w:p>
-    <w:p>
-      <w:pPr>
-        <w:numPr>
-          <w:ilvl w:val="0"/>
-          <w:numId w:val="1003"/>
-        </w:numPr>
-      </w:pPr>
-      <w:r>
-        <w:t xml:space="preserve">Нажмите Esc для перехода в командный режим.</w:t>
-      </w:r>
-    </w:p>
-    <w:p>
-      <w:pPr>
-        <w:numPr>
-          <w:ilvl w:val="0"/>
-          <w:numId w:val="1003"/>
-        </w:numPr>
-      </w:pPr>
-      <w:r>
-        <w:t xml:space="preserve">Удалите последнюю строку.</w:t>
-      </w:r>
-    </w:p>
-    <w:p>
-      <w:pPr>
-        <w:numPr>
-          <w:ilvl w:val="0"/>
-          <w:numId w:val="1003"/>
-        </w:numPr>
-      </w:pPr>
-      <w:r>
-        <w:t xml:space="preserve">Введите команду отмены изменений u для отмены последней команды.</w:t>
-      </w:r>
-    </w:p>
-    <w:p>
-      <w:pPr>
-        <w:numPr>
-          <w:ilvl w:val="0"/>
-          <w:numId w:val="1003"/>
-        </w:numPr>
-      </w:pPr>
-      <w:r>
-        <w:t xml:space="preserve">Введите символ : для перехода в режим последней строки. Запишите произведённые</w:t>
-      </w:r>
-      <w:r>
-        <w:t xml:space="preserve"> </w:t>
-      </w:r>
-      <w:r>
-        <w:t xml:space="preserve">изменения и выйдите из vi.(рис. 3)</w:t>
+        <w:t xml:space="preserve">Выгрузите модуль ядра bluetooth. (рис. 3)</w:t>
       </w:r>
     </w:p>
     <w:p>
@@ -515,9 +405,9 @@
       <w:r>
         <w:drawing>
           <wp:inline>
-            <wp:extent cx="2541069" cy="2762450"/>
+            <wp:extent cx="3733800" cy="2576504"/>
             <wp:effectExtent b="0" l="0" r="0" t="0"/>
-            <wp:docPr descr="Проделываем все команды" title="" id="29" name="Picture"/>
+            <wp:docPr descr="Выгружаем модуль ядра bluetooth" title="" id="29" name="Picture"/>
             <a:graphic>
               <a:graphicData uri="http://schemas.openxmlformats.org/drawingml/2006/picture">
                 <pic:pic>
@@ -536,7 +426,7 @@
                   <pic:spPr bwMode="auto">
                     <a:xfrm>
                       <a:off x="0" y="0"/>
-                      <a:ext cx="2541069" cy="2762450"/>
+                      <a:ext cx="3733800" cy="2576504"/>
                     </a:xfrm>
                     <a:prstGeom prst="rect">
                       <a:avLst/>
@@ -560,11 +450,167 @@
         <w:pStyle w:val="ImageCaption"/>
       </w:pPr>
       <w:r>
-        <w:t xml:space="preserve">Рис. 3: Проделываем все команды</w:t>
-      </w:r>
-    </w:p>
-    <w:bookmarkEnd w:id="31"/>
-    <w:bookmarkStart w:id="32" w:name="ответы-на-контрольные-вопросы"/>
+        <w:t xml:space="preserve">Рис. 3: Выгружаем модуль ядра bluetooth</w:t>
+      </w:r>
+    </w:p>
+    <w:p>
+      <w:pPr>
+        <w:pStyle w:val="Compact"/>
+        <w:numPr>
+          <w:ilvl w:val="0"/>
+          <w:numId w:val="1004"/>
+        </w:numPr>
+      </w:pPr>
+      <w:r>
+        <w:t xml:space="preserve">Обновление ядра системы.</w:t>
+      </w:r>
+    </w:p>
+    <w:p>
+      <w:pPr>
+        <w:pStyle w:val="FirstParagraph"/>
+      </w:pPr>
+      <w:r>
+        <w:t xml:space="preserve">Rocky Linux является нисходящей версией RHEL. Это означает, что данный дистрибутив</w:t>
+      </w:r>
+      <w:r>
+        <w:t xml:space="preserve"> </w:t>
+      </w:r>
+      <w:r>
+        <w:t xml:space="preserve">достаточно стабилен, но имеет устаревшие пакеты с точки зрения функциональности.</w:t>
+      </w:r>
+      <w:r>
+        <w:t xml:space="preserve"> </w:t>
+      </w:r>
+      <w:r>
+        <w:t xml:space="preserve">Запустите терминал и получите полномочия администратора. Посмотрите версию ядра, используемую в операционной системе. Выведите на экран список пакетов, относящихся к ядру операционной системы. Обновите систему, чтобы убедиться, что все существующие пакеты обновлены, так</w:t>
+      </w:r>
+      <w:r>
+        <w:t xml:space="preserve"> </w:t>
+      </w:r>
+      <w:r>
+        <w:t xml:space="preserve">как это важно при установке/обновлении ядер Linux и избежания конфликтов. Обновите ядро операционной системы, а затем саму операционную систему. Перегрузите систему. При загрузке выберите новое ядро.(рис. 4)</w:t>
+      </w:r>
+    </w:p>
+    <w:p>
+      <w:pPr>
+        <w:pStyle w:val="CaptionedFigure"/>
+      </w:pPr>
+      <w:r>
+        <w:drawing>
+          <wp:inline>
+            <wp:extent cx="3733800" cy="2591049"/>
+            <wp:effectExtent b="0" l="0" r="0" t="0"/>
+            <wp:docPr descr="Обновляем ядро и перезагружаем" title="" id="32" name="Picture"/>
+            <a:graphic>
+              <a:graphicData uri="http://schemas.openxmlformats.org/drawingml/2006/picture">
+                <pic:pic>
+                  <pic:nvPicPr>
+                    <pic:cNvPr descr="image/4.png" id="33" name="Picture"/>
+                    <pic:cNvPicPr>
+                      <a:picLocks noChangeArrowheads="1" noChangeAspect="1"/>
+                    </pic:cNvPicPr>
+                  </pic:nvPicPr>
+                  <pic:blipFill>
+                    <a:blip r:embed="rId31"/>
+                    <a:stretch>
+                      <a:fillRect/>
+                    </a:stretch>
+                  </pic:blipFill>
+                  <pic:spPr bwMode="auto">
+                    <a:xfrm>
+                      <a:off x="0" y="0"/>
+                      <a:ext cx="3733800" cy="2591049"/>
+                    </a:xfrm>
+                    <a:prstGeom prst="rect">
+                      <a:avLst/>
+                    </a:prstGeom>
+                    <a:noFill/>
+                    <a:ln w="9525">
+                      <a:noFill/>
+                      <a:headEnd/>
+                      <a:tailEnd/>
+                    </a:ln>
+                  </pic:spPr>
+                </pic:pic>
+              </a:graphicData>
+            </a:graphic>
+          </wp:inline>
+        </w:drawing>
+      </w:r>
+    </w:p>
+    <w:p>
+      <w:pPr>
+        <w:pStyle w:val="ImageCaption"/>
+      </w:pPr>
+      <w:r>
+        <w:t xml:space="preserve">Рис. 4: Обновляем ядро и перезагружаем</w:t>
+      </w:r>
+    </w:p>
+    <w:p>
+      <w:pPr>
+        <w:pStyle w:val="BodyText"/>
+      </w:pPr>
+      <w:r>
+        <w:t xml:space="preserve">Посмотрите версию ядра, используемую в операционной системы.(рис. 5)</w:t>
+      </w:r>
+    </w:p>
+    <w:p>
+      <w:pPr>
+        <w:pStyle w:val="CaptionedFigure"/>
+      </w:pPr>
+      <w:r>
+        <w:drawing>
+          <wp:inline>
+            <wp:extent cx="3733800" cy="2025008"/>
+            <wp:effectExtent b="0" l="0" r="0" t="0"/>
+            <wp:docPr descr="Смотрим версию ядра" title="" id="35" name="Picture"/>
+            <a:graphic>
+              <a:graphicData uri="http://schemas.openxmlformats.org/drawingml/2006/picture">
+                <pic:pic>
+                  <pic:nvPicPr>
+                    <pic:cNvPr descr="image/5.png" id="36" name="Picture"/>
+                    <pic:cNvPicPr>
+                      <a:picLocks noChangeArrowheads="1" noChangeAspect="1"/>
+                    </pic:cNvPicPr>
+                  </pic:nvPicPr>
+                  <pic:blipFill>
+                    <a:blip r:embed="rId34"/>
+                    <a:stretch>
+                      <a:fillRect/>
+                    </a:stretch>
+                  </pic:blipFill>
+                  <pic:spPr bwMode="auto">
+                    <a:xfrm>
+                      <a:off x="0" y="0"/>
+                      <a:ext cx="3733800" cy="2025008"/>
+                    </a:xfrm>
+                    <a:prstGeom prst="rect">
+                      <a:avLst/>
+                    </a:prstGeom>
+                    <a:noFill/>
+                    <a:ln w="9525">
+                      <a:noFill/>
+                      <a:headEnd/>
+                      <a:tailEnd/>
+                    </a:ln>
+                  </pic:spPr>
+                </pic:pic>
+              </a:graphicData>
+            </a:graphic>
+          </wp:inline>
+        </w:drawing>
+      </w:r>
+    </w:p>
+    <w:p>
+      <w:pPr>
+        <w:pStyle w:val="ImageCaption"/>
+      </w:pPr>
+      <w:r>
+        <w:t xml:space="preserve">Рис. 5: Смотрим версию ядра</w:t>
+      </w:r>
+    </w:p>
+    <w:bookmarkEnd w:id="37"/>
+    <w:bookmarkStart w:id="38" w:name="выводы"/>
     <w:p>
       <w:pPr>
         <w:pStyle w:val="Heading1"/>
@@ -579,55 +625,7 @@
         <w:tab/>
       </w:r>
       <w:r>
-        <w:t xml:space="preserve">Ответы на контрольные вопросы</w:t>
-      </w:r>
-    </w:p>
-    <w:p>
-      <w:pPr>
-        <w:numPr>
-          <w:ilvl w:val="0"/>
-          <w:numId w:val="1004"/>
-        </w:numPr>
-      </w:pPr>
-      <w:r>
-        <w:t xml:space="preserve">Режимы vi: Командный (выполнение команд), Вставки (ввод текста), Последней строки (команды с</w:t>
-      </w:r>
-      <w:r>
-        <w:t xml:space="preserve"> </w:t>
-      </w:r>
-      <w:r>
-        <w:t xml:space="preserve">“</w:t>
-      </w:r>
-      <w:r>
-        <w:t xml:space="preserve">:</w:t>
-      </w:r>
-      <w:r>
-        <w:t xml:space="preserve">”</w:t>
-      </w:r>
-      <w:r>
-        <w:t xml:space="preserve">).</w:t>
-      </w:r>
-    </w:p>
-    <w:p>
-      <w:pPr>
-        <w:numPr>
-          <w:ilvl w:val="0"/>
-          <w:numId w:val="1004"/>
-        </w:numPr>
-      </w:pPr>
-      <w:r>
-        <w:t xml:space="preserve">Выход без сохранения: :q!</w:t>
-      </w:r>
-    </w:p>
-    <w:p>
-      <w:pPr>
-        <w:numPr>
-          <w:ilvl w:val="0"/>
-          <w:numId w:val="1004"/>
-        </w:numPr>
-      </w:pPr>
-      <w:r>
-        <w:t xml:space="preserve">Команды позиционирования:</w:t>
+        <w:t xml:space="preserve">Выводы</w:t>
       </w:r>
     </w:p>
     <w:p>
@@ -635,353 +633,10 @@
         <w:pStyle w:val="FirstParagraph"/>
       </w:pPr>
       <w:r>
-        <w:t xml:space="preserve">h, j, k, l: влево, вниз, вверх, вправо.</w:t>
-      </w:r>
-    </w:p>
-    <w:p>
-      <w:pPr>
-        <w:pStyle w:val="BodyText"/>
-      </w:pPr>
-      <w:r>
-        <w:t xml:space="preserve">w, b: следующее/предыдущее слово.</w:t>
-      </w:r>
-    </w:p>
-    <w:p>
-      <w:pPr>
-        <w:pStyle w:val="BodyText"/>
-      </w:pPr>
-      <w:r>
-        <w:t xml:space="preserve">^, $: начало/конец строки.</w:t>
-      </w:r>
-    </w:p>
-    <w:p>
-      <w:pPr>
-        <w:pStyle w:val="BodyText"/>
-      </w:pPr>
-      <w:r>
-        <w:t xml:space="preserve">gg, G: начало/конец файла.</w:t>
-      </w:r>
-    </w:p>
-    <w:p>
-      <w:pPr>
-        <w:numPr>
-          <w:ilvl w:val="0"/>
-          <w:numId w:val="1005"/>
-        </w:numPr>
-      </w:pPr>
-      <w:r>
-        <w:t xml:space="preserve">Слово в vi: Последовательность символов, разделенная пробелами или знаками пунктуации.</w:t>
-      </w:r>
-    </w:p>
-    <w:p>
-      <w:pPr>
-        <w:numPr>
-          <w:ilvl w:val="0"/>
-          <w:numId w:val="1005"/>
-        </w:numPr>
-      </w:pPr>
-      <w:r>
-        <w:t xml:space="preserve">В начало/конец файла: gg, G</w:t>
-      </w:r>
-    </w:p>
-    <w:p>
-      <w:pPr>
-        <w:numPr>
-          <w:ilvl w:val="0"/>
-          <w:numId w:val="1005"/>
-        </w:numPr>
-      </w:pPr>
-      <w:r>
-        <w:t xml:space="preserve">Команды редактирования:</w:t>
-      </w:r>
-    </w:p>
-    <w:p>
-      <w:pPr>
-        <w:pStyle w:val="FirstParagraph"/>
-      </w:pPr>
-      <w:r>
-        <w:t xml:space="preserve">Вставки (i, a, o).</w:t>
-      </w:r>
-    </w:p>
-    <w:p>
-      <w:pPr>
-        <w:pStyle w:val="BodyText"/>
-      </w:pPr>
-      <w:r>
-        <w:t xml:space="preserve">Удаления (x, dd, dw).</w:t>
-      </w:r>
-    </w:p>
-    <w:p>
-      <w:pPr>
-        <w:pStyle w:val="BodyText"/>
-      </w:pPr>
-      <w:r>
-        <w:t xml:space="preserve">Изменения (r, c).</w:t>
-      </w:r>
-    </w:p>
-    <w:p>
-      <w:pPr>
-        <w:pStyle w:val="BodyText"/>
-      </w:pPr>
-      <w:r>
-        <w:t xml:space="preserve">Копирования/вставки (yy, p).</w:t>
-      </w:r>
-    </w:p>
-    <w:p>
-      <w:pPr>
-        <w:numPr>
-          <w:ilvl w:val="0"/>
-          <w:numId w:val="1006"/>
-        </w:numPr>
-      </w:pPr>
-      <w:r>
-        <w:t xml:space="preserve">Заполнить строку “</w:t>
-      </w:r>
-      <m:oMath>
-        <m:r>
-          <m:rPr>
-            <m:sty m:val="p"/>
-          </m:rPr>
-          <m:t>”</m:t>
-        </m:r>
-        <m:r>
-          <m:rPr>
-            <m:sty m:val="p"/>
-          </m:rPr>
-          <m:t>:</m:t>
-        </m:r>
-        <m:r>
-          <m:t>П</m:t>
-        </m:r>
-        <m:r>
-          <m:t>е</m:t>
-        </m:r>
-        <m:r>
-          <m:t>р</m:t>
-        </m:r>
-        <m:r>
-          <m:t>е</m:t>
-        </m:r>
-        <m:r>
-          <m:t>й</m:t>
-        </m:r>
-        <m:r>
-          <m:t>д</m:t>
-        </m:r>
-        <m:r>
-          <m:t>и</m:t>
-        </m:r>
-        <m:r>
-          <m:t>т</m:t>
-        </m:r>
-        <m:r>
-          <m:t>е</m:t>
-        </m:r>
-        <m:r>
-          <m:t>в</m:t>
-        </m:r>
-        <m:r>
-          <m:t>к</m:t>
-        </m:r>
-        <m:r>
-          <m:t>о</m:t>
-        </m:r>
-        <m:r>
-          <m:t>н</m:t>
-        </m:r>
-        <m:r>
-          <m:t>е</m:t>
-        </m:r>
-        <m:r>
-          <m:t>ц</m:t>
-        </m:r>
-        <m:r>
-          <m:t>с</m:t>
-        </m:r>
-        <m:r>
-          <m:t>т</m:t>
-        </m:r>
-        <m:r>
-          <m:t>р</m:t>
-        </m:r>
-        <m:r>
-          <m:t>о</m:t>
-        </m:r>
-        <m:r>
-          <m:t>к</m:t>
-        </m:r>
-        <m:r>
-          <m:t>и</m:t>
-        </m:r>
-        <m:r>
-          <m:rPr>
-            <m:sty m:val="p"/>
-          </m:rPr>
-          <m:t>(</m:t>
-        </m:r>
-      </m:oMath>
-      <w:r>
-        <w:t xml:space="preserve">), затем A и многократно введите $ или используйте команду :s/./$/g в режиме последней строки</w:t>
-      </w:r>
-    </w:p>
-    <w:p>
-      <w:pPr>
-        <w:numPr>
-          <w:ilvl w:val="0"/>
-          <w:numId w:val="1006"/>
-        </w:numPr>
-      </w:pPr>
-      <w:r>
-        <w:t xml:space="preserve">Отмена действия: u (undo)</w:t>
-      </w:r>
-    </w:p>
-    <w:p>
-      <w:pPr>
-        <w:numPr>
-          <w:ilvl w:val="0"/>
-          <w:numId w:val="1006"/>
-        </w:numPr>
-      </w:pPr>
-      <w:r>
-        <w:t xml:space="preserve">Команды последней строки:</w:t>
-      </w:r>
-    </w:p>
-    <w:p>
-      <w:pPr>
-        <w:pStyle w:val="FirstParagraph"/>
-      </w:pPr>
-      <w:r>
-        <w:t xml:space="preserve">:w: запись в файл.</w:t>
-      </w:r>
-    </w:p>
-    <w:p>
-      <w:pPr>
-        <w:pStyle w:val="BodyText"/>
-      </w:pPr>
-      <w:r>
-        <w:t xml:space="preserve">:q: выход.</w:t>
-      </w:r>
-    </w:p>
-    <w:p>
-      <w:pPr>
-        <w:pStyle w:val="BodyText"/>
-      </w:pPr>
-      <w:r>
-        <w:t xml:space="preserve">:s: замена.</w:t>
-      </w:r>
-    </w:p>
-    <w:p>
-      <w:pPr>
-        <w:pStyle w:val="BodyText"/>
-      </w:pPr>
-      <w:r>
-        <w:t xml:space="preserve">:set: установка опций.</w:t>
-      </w:r>
-    </w:p>
-    <w:p>
-      <w:pPr>
-        <w:numPr>
-          <w:ilvl w:val="0"/>
-          <w:numId w:val="1007"/>
-        </w:numPr>
-      </w:pPr>
-      <w:r>
-        <w:t xml:space="preserve">Определение конца строки без перемещения: Визуально (отображение строки на экране). Можно использовать команду :set list для отображения специальных символов, включая $ в конце строки.</w:t>
-      </w:r>
-    </w:p>
-    <w:p>
-      <w:pPr>
-        <w:numPr>
-          <w:ilvl w:val="0"/>
-          <w:numId w:val="1007"/>
-        </w:numPr>
-      </w:pPr>
-      <w:r>
-        <w:t xml:space="preserve">Анализ опций: Много; :set all - список всех, :help option-name - помощь по конкретной опции.</w:t>
-      </w:r>
-    </w:p>
-    <w:p>
-      <w:pPr>
-        <w:numPr>
-          <w:ilvl w:val="0"/>
-          <w:numId w:val="1007"/>
-        </w:numPr>
-      </w:pPr>
-      <w:r>
-        <w:t xml:space="preserve">Определение режима: Визуально (по поведению редактора). Нет явного индикатора.</w:t>
-      </w:r>
-    </w:p>
-    <w:p>
-      <w:pPr>
-        <w:numPr>
-          <w:ilvl w:val="0"/>
-          <w:numId w:val="1007"/>
-        </w:numPr>
-      </w:pPr>
-      <w:r>
-        <w:t xml:space="preserve">Граф режимов:</w:t>
-      </w:r>
-    </w:p>
-    <w:p>
-      <w:pPr>
-        <w:pStyle w:val="FirstParagraph"/>
-      </w:pPr>
-      <w:r>
-        <w:t xml:space="preserve">[Командный] –i, a, o–&gt;[Вставки]</w:t>
-      </w:r>
-    </w:p>
-    <w:p>
-      <w:pPr>
-        <w:pStyle w:val="BodyText"/>
-      </w:pPr>
-      <w:r>
-        <w:t xml:space="preserve">[Командный] –: –&gt; [Последней строки]</w:t>
-      </w:r>
-    </w:p>
-    <w:p>
-      <w:pPr>
-        <w:pStyle w:val="BodyText"/>
-      </w:pPr>
-      <w:r>
-        <w:t xml:space="preserve">[Последней строки] –Enter–&gt; [Командный]</w:t>
-      </w:r>
-    </w:p>
-    <w:p>
-      <w:pPr>
-        <w:pStyle w:val="BodyText"/>
-      </w:pPr>
-      <w:r>
-        <w:t xml:space="preserve">[Вставки] –Esc–&gt; [Командный]</w:t>
-      </w:r>
-    </w:p>
-    <w:bookmarkEnd w:id="32"/>
-    <w:bookmarkStart w:id="33" w:name="выводы"/>
-    <w:p>
-      <w:pPr>
-        <w:pStyle w:val="Heading1"/>
-      </w:pPr>
-      <w:r>
-        <w:rPr>
-          <w:rStyle w:val="SectionNumber"/>
-        </w:rPr>
-        <w:t xml:space="preserve">5</w:t>
-      </w:r>
-      <w:r>
-        <w:tab/>
-      </w:r>
-      <w:r>
-        <w:t xml:space="preserve">Выводы</w:t>
-      </w:r>
-    </w:p>
-    <w:p>
-      <w:pPr>
-        <w:pStyle w:val="FirstParagraph"/>
-      </w:pPr>
-      <w:r>
-        <w:t xml:space="preserve">Мы познакомились с операционной системой Linux. Получили практические навыки работы с редактором vi, установленным по умолчанию практически во всех дистрибутивах.</w:t>
-      </w:r>
-    </w:p>
-    <w:bookmarkEnd w:id="33"/>
+        <w:t xml:space="preserve">Мы получили навыки работы с утилитами управления модулями ядра операционной системы.</w:t>
+      </w:r>
+    </w:p>
+    <w:bookmarkEnd w:id="38"/>
     <w:sectPr/>
   </w:body>
 </w:document>
@@ -1173,11 +828,11 @@
       </w:pPr>
     </w:lvl>
   </w:abstractNum>
-  <w:abstractNum w:abstractNumId="99414">
-    <w:nsid w:val="00A99414"/>
+  <w:abstractNum w:abstractNumId="99412">
+    <w:nsid w:val="00A99412"/>
     <w:multiLevelType w:val="multilevel"/>
     <w:lvl w:ilvl="0">
-      <w:start w:val="4"/>
+      <w:start w:val="2"/>
       <w:numFmt w:val="decimal"/>
       <w:lvlText w:val="%1."/>
       <w:lvlJc w:val="left"/>
@@ -1186,7 +841,7 @@
       </w:pPr>
     </w:lvl>
     <w:lvl w:ilvl="1">
-      <w:start w:val="4"/>
+      <w:start w:val="2"/>
       <w:numFmt w:val="decimal"/>
       <w:lvlText w:val="%2."/>
       <w:lvlJc w:val="left"/>
@@ -1195,7 +850,7 @@
       </w:pPr>
     </w:lvl>
     <w:lvl w:ilvl="2">
-      <w:start w:val="4"/>
+      <w:start w:val="2"/>
       <w:numFmt w:val="decimal"/>
       <w:lvlText w:val="%3."/>
       <w:lvlJc w:val="left"/>
@@ -1204,7 +859,7 @@
       </w:pPr>
     </w:lvl>
     <w:lvl w:ilvl="3">
-      <w:start w:val="4"/>
+      <w:start w:val="2"/>
       <w:numFmt w:val="decimal"/>
       <w:lvlText w:val="%4."/>
       <w:lvlJc w:val="left"/>
@@ -1213,7 +868,7 @@
       </w:pPr>
     </w:lvl>
     <w:lvl w:ilvl="4">
-      <w:start w:val="4"/>
+      <w:start w:val="2"/>
       <w:numFmt w:val="decimal"/>
       <w:lvlText w:val="%5."/>
       <w:lvlJc w:val="left"/>
@@ -1222,7 +877,7 @@
       </w:pPr>
     </w:lvl>
     <w:lvl w:ilvl="5">
-      <w:start w:val="4"/>
+      <w:start w:val="2"/>
       <w:numFmt w:val="decimal"/>
       <w:lvlText w:val="%6."/>
       <w:lvlJc w:val="left"/>
@@ -1231,7 +886,7 @@
       </w:pPr>
     </w:lvl>
     <w:lvl w:ilvl="6">
-      <w:start w:val="4"/>
+      <w:start w:val="2"/>
       <w:numFmt w:val="decimal"/>
       <w:lvlText w:val="%7."/>
       <w:lvlJc w:val="left"/>
@@ -1240,7 +895,7 @@
       </w:pPr>
     </w:lvl>
     <w:lvl w:ilvl="7">
-      <w:start w:val="4"/>
+      <w:start w:val="2"/>
       <w:numFmt w:val="decimal"/>
       <w:lvlText w:val="%8."/>
       <w:lvlJc w:val="left"/>
@@ -1249,7 +904,7 @@
       </w:pPr>
     </w:lvl>
     <w:lvl w:ilvl="8">
-      <w:start w:val="4"/>
+      <w:start w:val="2"/>
       <w:numFmt w:val="decimal"/>
       <w:lvlText w:val="%9."/>
       <w:lvlJc w:val="left"/>
@@ -1258,11 +913,11 @@
       </w:pPr>
     </w:lvl>
   </w:abstractNum>
-  <w:abstractNum w:abstractNumId="99417">
-    <w:nsid w:val="00A99417"/>
+  <w:abstractNum w:abstractNumId="99413">
+    <w:nsid w:val="00A99413"/>
     <w:multiLevelType w:val="multilevel"/>
     <w:lvl w:ilvl="0">
-      <w:start w:val="7"/>
+      <w:start w:val="3"/>
       <w:numFmt w:val="decimal"/>
       <w:lvlText w:val="%1."/>
       <w:lvlJc w:val="left"/>
@@ -1271,7 +926,7 @@
       </w:pPr>
     </w:lvl>
     <w:lvl w:ilvl="1">
-      <w:start w:val="7"/>
+      <w:start w:val="3"/>
       <w:numFmt w:val="decimal"/>
       <w:lvlText w:val="%2."/>
       <w:lvlJc w:val="left"/>
@@ -1280,7 +935,7 @@
       </w:pPr>
     </w:lvl>
     <w:lvl w:ilvl="2">
-      <w:start w:val="7"/>
+      <w:start w:val="3"/>
       <w:numFmt w:val="decimal"/>
       <w:lvlText w:val="%3."/>
       <w:lvlJc w:val="left"/>
@@ -1289,7 +944,7 @@
       </w:pPr>
     </w:lvl>
     <w:lvl w:ilvl="3">
-      <w:start w:val="7"/>
+      <w:start w:val="3"/>
       <w:numFmt w:val="decimal"/>
       <w:lvlText w:val="%4."/>
       <w:lvlJc w:val="left"/>
@@ -1298,7 +953,7 @@
       </w:pPr>
     </w:lvl>
     <w:lvl w:ilvl="4">
-      <w:start w:val="7"/>
+      <w:start w:val="3"/>
       <w:numFmt w:val="decimal"/>
       <w:lvlText w:val="%5."/>
       <w:lvlJc w:val="left"/>
@@ -1307,7 +962,7 @@
       </w:pPr>
     </w:lvl>
     <w:lvl w:ilvl="5">
-      <w:start w:val="7"/>
+      <w:start w:val="3"/>
       <w:numFmt w:val="decimal"/>
       <w:lvlText w:val="%6."/>
       <w:lvlJc w:val="left"/>
@@ -1316,7 +971,7 @@
       </w:pPr>
     </w:lvl>
     <w:lvl w:ilvl="6">
-      <w:start w:val="7"/>
+      <w:start w:val="3"/>
       <w:numFmt w:val="decimal"/>
       <w:lvlText w:val="%7."/>
       <w:lvlJc w:val="left"/>
@@ -1325,7 +980,7 @@
       </w:pPr>
     </w:lvl>
     <w:lvl w:ilvl="7">
-      <w:start w:val="7"/>
+      <w:start w:val="3"/>
       <w:numFmt w:val="decimal"/>
       <w:lvlText w:val="%8."/>
       <w:lvlJc w:val="left"/>
@@ -1334,92 +989,7 @@
       </w:pPr>
     </w:lvl>
     <w:lvl w:ilvl="8">
-      <w:start w:val="7"/>
-      <w:numFmt w:val="decimal"/>
-      <w:lvlText w:val="%9."/>
-      <w:lvlJc w:val="left"/>
-      <w:pPr>
-        <w:ind w:left="6480" w:hanging="480"/>
-      </w:pPr>
-    </w:lvl>
-  </w:abstractNum>
-  <w:abstractNum w:abstractNumId="994110">
-    <w:nsid w:val="0A994110"/>
-    <w:multiLevelType w:val="multilevel"/>
-    <w:lvl w:ilvl="0">
-      <w:start w:val="10"/>
-      <w:numFmt w:val="decimal"/>
-      <w:lvlText w:val="%1."/>
-      <w:lvlJc w:val="left"/>
-      <w:pPr>
-        <w:ind w:left="720" w:hanging="480"/>
-      </w:pPr>
-    </w:lvl>
-    <w:lvl w:ilvl="1">
-      <w:start w:val="10"/>
-      <w:numFmt w:val="decimal"/>
-      <w:lvlText w:val="%2."/>
-      <w:lvlJc w:val="left"/>
-      <w:pPr>
-        <w:ind w:left="1440" w:hanging="480"/>
-      </w:pPr>
-    </w:lvl>
-    <w:lvl w:ilvl="2">
-      <w:start w:val="10"/>
-      <w:numFmt w:val="decimal"/>
-      <w:lvlText w:val="%3."/>
-      <w:lvlJc w:val="left"/>
-      <w:pPr>
-        <w:ind w:left="2160" w:hanging="480"/>
-      </w:pPr>
-    </w:lvl>
-    <w:lvl w:ilvl="3">
-      <w:start w:val="10"/>
-      <w:numFmt w:val="decimal"/>
-      <w:lvlText w:val="%4."/>
-      <w:lvlJc w:val="left"/>
-      <w:pPr>
-        <w:ind w:left="2880" w:hanging="480"/>
-      </w:pPr>
-    </w:lvl>
-    <w:lvl w:ilvl="4">
-      <w:start w:val="10"/>
-      <w:numFmt w:val="decimal"/>
-      <w:lvlText w:val="%5."/>
-      <w:lvlJc w:val="left"/>
-      <w:pPr>
-        <w:ind w:left="3600" w:hanging="480"/>
-      </w:pPr>
-    </w:lvl>
-    <w:lvl w:ilvl="5">
-      <w:start w:val="10"/>
-      <w:numFmt w:val="decimal"/>
-      <w:lvlText w:val="%6."/>
-      <w:lvlJc w:val="left"/>
-      <w:pPr>
-        <w:ind w:left="4320" w:hanging="480"/>
-      </w:pPr>
-    </w:lvl>
-    <w:lvl w:ilvl="6">
-      <w:start w:val="10"/>
-      <w:numFmt w:val="decimal"/>
-      <w:lvlText w:val="%7."/>
-      <w:lvlJc w:val="left"/>
-      <w:pPr>
-        <w:ind w:left="5040" w:hanging="480"/>
-      </w:pPr>
-    </w:lvl>
-    <w:lvl w:ilvl="7">
-      <w:start w:val="10"/>
-      <w:numFmt w:val="decimal"/>
-      <w:lvlText w:val="%8."/>
-      <w:lvlJc w:val="left"/>
-      <w:pPr>
-        <w:ind w:left="5760" w:hanging="480"/>
-      </w:pPr>
-    </w:lvl>
-    <w:lvl w:ilvl="8">
-      <w:start w:val="10"/>
+      <w:start w:val="3"/>
       <w:numFmt w:val="decimal"/>
       <w:lvlText w:val="%9."/>
       <w:lvlJc w:val="left"/>
@@ -1462,36 +1032,6 @@
     </w:lvlOverride>
   </w:num>
   <w:num w:numId="1002">
-    <w:abstractNumId w:val="99414"/>
-    <w:lvlOverride w:ilvl="0">
-      <w:startOverride w:val="4"/>
-    </w:lvlOverride>
-    <w:lvlOverride w:ilvl="1">
-      <w:startOverride w:val="4"/>
-    </w:lvlOverride>
-    <w:lvlOverride w:ilvl="2">
-      <w:startOverride w:val="4"/>
-    </w:lvlOverride>
-    <w:lvlOverride w:ilvl="3">
-      <w:startOverride w:val="4"/>
-    </w:lvlOverride>
-    <w:lvlOverride w:ilvl="4">
-      <w:startOverride w:val="4"/>
-    </w:lvlOverride>
-    <w:lvlOverride w:ilvl="5">
-      <w:startOverride w:val="4"/>
-    </w:lvlOverride>
-    <w:lvlOverride w:ilvl="6">
-      <w:startOverride w:val="4"/>
-    </w:lvlOverride>
-    <w:lvlOverride w:ilvl="7">
-      <w:startOverride w:val="4"/>
-    </w:lvlOverride>
-    <w:lvlOverride w:ilvl="8">
-      <w:startOverride w:val="4"/>
-    </w:lvlOverride>
-  </w:num>
-  <w:num w:numId="1003">
     <w:abstractNumId w:val="99411"/>
     <w:lvlOverride w:ilvl="0">
       <w:startOverride w:val="1"/>
@@ -1521,124 +1061,64 @@
       <w:startOverride w:val="1"/>
     </w:lvlOverride>
   </w:num>
+  <w:num w:numId="1003">
+    <w:abstractNumId w:val="99412"/>
+    <w:lvlOverride w:ilvl="0">
+      <w:startOverride w:val="2"/>
+    </w:lvlOverride>
+    <w:lvlOverride w:ilvl="1">
+      <w:startOverride w:val="2"/>
+    </w:lvlOverride>
+    <w:lvlOverride w:ilvl="2">
+      <w:startOverride w:val="2"/>
+    </w:lvlOverride>
+    <w:lvlOverride w:ilvl="3">
+      <w:startOverride w:val="2"/>
+    </w:lvlOverride>
+    <w:lvlOverride w:ilvl="4">
+      <w:startOverride w:val="2"/>
+    </w:lvlOverride>
+    <w:lvlOverride w:ilvl="5">
+      <w:startOverride w:val="2"/>
+    </w:lvlOverride>
+    <w:lvlOverride w:ilvl="6">
+      <w:startOverride w:val="2"/>
+    </w:lvlOverride>
+    <w:lvlOverride w:ilvl="7">
+      <w:startOverride w:val="2"/>
+    </w:lvlOverride>
+    <w:lvlOverride w:ilvl="8">
+      <w:startOverride w:val="2"/>
+    </w:lvlOverride>
+  </w:num>
   <w:num w:numId="1004">
-    <w:abstractNumId w:val="99411"/>
+    <w:abstractNumId w:val="99413"/>
     <w:lvlOverride w:ilvl="0">
-      <w:startOverride w:val="1"/>
+      <w:startOverride w:val="3"/>
     </w:lvlOverride>
     <w:lvlOverride w:ilvl="1">
-      <w:startOverride w:val="1"/>
+      <w:startOverride w:val="3"/>
     </w:lvlOverride>
     <w:lvlOverride w:ilvl="2">
-      <w:startOverride w:val="1"/>
+      <w:startOverride w:val="3"/>
     </w:lvlOverride>
     <w:lvlOverride w:ilvl="3">
-      <w:startOverride w:val="1"/>
+      <w:startOverride w:val="3"/>
     </w:lvlOverride>
     <w:lvlOverride w:ilvl="4">
-      <w:startOverride w:val="1"/>
+      <w:startOverride w:val="3"/>
     </w:lvlOverride>
     <w:lvlOverride w:ilvl="5">
-      <w:startOverride w:val="1"/>
+      <w:startOverride w:val="3"/>
     </w:lvlOverride>
     <w:lvlOverride w:ilvl="6">
-      <w:startOverride w:val="1"/>
+      <w:startOverride w:val="3"/>
     </w:lvlOverride>
     <w:lvlOverride w:ilvl="7">
-      <w:startOverride w:val="1"/>
+      <w:startOverride w:val="3"/>
     </w:lvlOverride>
     <w:lvlOverride w:ilvl="8">
-      <w:startOverride w:val="1"/>
-    </w:lvlOverride>
-  </w:num>
-  <w:num w:numId="1005">
-    <w:abstractNumId w:val="99414"/>
-    <w:lvlOverride w:ilvl="0">
-      <w:startOverride w:val="4"/>
-    </w:lvlOverride>
-    <w:lvlOverride w:ilvl="1">
-      <w:startOverride w:val="4"/>
-    </w:lvlOverride>
-    <w:lvlOverride w:ilvl="2">
-      <w:startOverride w:val="4"/>
-    </w:lvlOverride>
-    <w:lvlOverride w:ilvl="3">
-      <w:startOverride w:val="4"/>
-    </w:lvlOverride>
-    <w:lvlOverride w:ilvl="4">
-      <w:startOverride w:val="4"/>
-    </w:lvlOverride>
-    <w:lvlOverride w:ilvl="5">
-      <w:startOverride w:val="4"/>
-    </w:lvlOverride>
-    <w:lvlOverride w:ilvl="6">
-      <w:startOverride w:val="4"/>
-    </w:lvlOverride>
-    <w:lvlOverride w:ilvl="7">
-      <w:startOverride w:val="4"/>
-    </w:lvlOverride>
-    <w:lvlOverride w:ilvl="8">
-      <w:startOverride w:val="4"/>
-    </w:lvlOverride>
-  </w:num>
-  <w:num w:numId="1006">
-    <w:abstractNumId w:val="99417"/>
-    <w:lvlOverride w:ilvl="0">
-      <w:startOverride w:val="7"/>
-    </w:lvlOverride>
-    <w:lvlOverride w:ilvl="1">
-      <w:startOverride w:val="7"/>
-    </w:lvlOverride>
-    <w:lvlOverride w:ilvl="2">
-      <w:startOverride w:val="7"/>
-    </w:lvlOverride>
-    <w:lvlOverride w:ilvl="3">
-      <w:startOverride w:val="7"/>
-    </w:lvlOverride>
-    <w:lvlOverride w:ilvl="4">
-      <w:startOverride w:val="7"/>
-    </w:lvlOverride>
-    <w:lvlOverride w:ilvl="5">
-      <w:startOverride w:val="7"/>
-    </w:lvlOverride>
-    <w:lvlOverride w:ilvl="6">
-      <w:startOverride w:val="7"/>
-    </w:lvlOverride>
-    <w:lvlOverride w:ilvl="7">
-      <w:startOverride w:val="7"/>
-    </w:lvlOverride>
-    <w:lvlOverride w:ilvl="8">
-      <w:startOverride w:val="7"/>
-    </w:lvlOverride>
-  </w:num>
-  <w:num w:numId="1007">
-    <w:abstractNumId w:val="994110"/>
-    <w:lvlOverride w:ilvl="0">
-      <w:startOverride w:val="10"/>
-    </w:lvlOverride>
-    <w:lvlOverride w:ilvl="1">
-      <w:startOverride w:val="10"/>
-    </w:lvlOverride>
-    <w:lvlOverride w:ilvl="2">
-      <w:startOverride w:val="10"/>
-    </w:lvlOverride>
-    <w:lvlOverride w:ilvl="3">
-      <w:startOverride w:val="10"/>
-    </w:lvlOverride>
-    <w:lvlOverride w:ilvl="4">
-      <w:startOverride w:val="10"/>
-    </w:lvlOverride>
-    <w:lvlOverride w:ilvl="5">
-      <w:startOverride w:val="10"/>
-    </w:lvlOverride>
-    <w:lvlOverride w:ilvl="6">
-      <w:startOverride w:val="10"/>
-    </w:lvlOverride>
-    <w:lvlOverride w:ilvl="7">
-      <w:startOverride w:val="10"/>
-    </w:lvlOverride>
-    <w:lvlOverride w:ilvl="8">
-      <w:startOverride w:val="10"/>
+      <w:startOverride w:val="3"/>
     </w:lvlOverride>
   </w:num>
 </w:numbering>
